--- a/downloads/diagrams/t05-l04-predictive-fills-idle-time-and-it-can-drop-calls.docx
+++ b/downloads/diagrams/t05-l04-predictive-fills-idle-time-and-it-can-drop-calls.docx
@@ -39,7 +39,7 @@
     </w:p>
     <w:p>
       <w:r>
-        <w:t>confirm. The exact throttle curve is not specified on the default-settings page. The community test article disagrees with itself about an instant drop to 1:1.. last checked 2026-10.</w:t>
+        <w:t>confirm. The exact throttle curve is not specified on the default-settings page. The community test article disagrees with itself about an instant drop to 1:1. last checked 2026-10.</w:t>
       </w:r>
     </w:p>
   </w:body>
